--- a/B&W Kit/UNDERCITY_Binder_TRN_BW.docx
+++ b/B&W Kit/UNDERCITY_Binder_TRN_BW.docx
@@ -8080,9 +8080,9 @@
             <w:tcW w:type="dxa" w:w="3000"/>
             <w:shd w:fill="E6E6E6" w:color="auto" w:val="clear"/>
             <w:tcMar>
-              <w:top w:type="dxa" w:w="30"/>
+              <w:top w:type="dxa" w:w="20"/>
               <w:left w:type="dxa" w:w="110"/>
-              <w:bottom w:type="dxa" w:w="30"/>
+              <w:bottom w:type="dxa" w:w="20"/>
               <w:right w:type="dxa" w:w="90"/>
             </w:tcMar>
             <w:vAlign w:val="center"/>
@@ -8110,9 +8110,9 @@
             <w:gridSpan w:val="2"/>
             <w:shd w:fill="E6E6E6" w:color="auto" w:val="clear"/>
             <w:tcMar>
-              <w:top w:type="dxa" w:w="30"/>
+              <w:top w:type="dxa" w:w="20"/>
               <w:left w:type="dxa" w:w="110"/>
-              <w:bottom w:type="dxa" w:w="30"/>
+              <w:bottom w:type="dxa" w:w="20"/>
               <w:right w:type="dxa" w:w="90"/>
             </w:tcMar>
             <w:vAlign w:val="center"/>
@@ -8143,16 +8143,16 @@
           <w:tcPr>
             <w:tcW w:type="dxa" w:w="3000"/>
             <w:tcMar>
-              <w:top w:type="dxa" w:w="35"/>
+              <w:top w:type="dxa" w:w="25"/>
               <w:left w:type="dxa" w:w="110"/>
-              <w:bottom w:type="dxa" w:w="45"/>
-              <w:right w:type="dxa" w:w="90"/>
-            </w:tcMar>
-            <w:vAlign w:val="top"/>
-          </w:tcPr>
-          <w:p>
-            <w:pPr>
-              <w:spacing w:after="10"/>
+              <w:bottom w:type="dxa" w:w="30"/>
+              <w:right w:type="dxa" w:w="90"/>
+            </w:tcMar>
+            <w:vAlign w:val="top"/>
+          </w:tcPr>
+          <w:p>
+            <w:pPr>
+              <w:spacing w:after="0"/>
             </w:pPr>
             <w:r>
               <w:rPr>
@@ -8188,16 +8188,16 @@
           <w:tcPr>
             <w:tcW w:type="dxa" w:w="3000"/>
             <w:tcMar>
-              <w:top w:type="dxa" w:w="35"/>
+              <w:top w:type="dxa" w:w="25"/>
               <w:left w:type="dxa" w:w="110"/>
-              <w:bottom w:type="dxa" w:w="45"/>
-              <w:right w:type="dxa" w:w="90"/>
-            </w:tcMar>
-            <w:vAlign w:val="top"/>
-          </w:tcPr>
-          <w:p>
-            <w:pPr>
-              <w:spacing w:after="10"/>
+              <w:bottom w:type="dxa" w:w="30"/>
+              <w:right w:type="dxa" w:w="90"/>
+            </w:tcMar>
+            <w:vAlign w:val="top"/>
+          </w:tcPr>
+          <w:p>
+            <w:pPr>
+              <w:spacing w:after="0"/>
             </w:pPr>
             <w:r>
               <w:rPr>
@@ -8233,16 +8233,16 @@
           <w:tcPr>
             <w:tcW w:type="dxa" w:w="3000"/>
             <w:tcMar>
-              <w:top w:type="dxa" w:w="35"/>
+              <w:top w:type="dxa" w:w="25"/>
               <w:left w:type="dxa" w:w="110"/>
-              <w:bottom w:type="dxa" w:w="45"/>
-              <w:right w:type="dxa" w:w="90"/>
-            </w:tcMar>
-            <w:vAlign w:val="top"/>
-          </w:tcPr>
-          <w:p>
-            <w:pPr>
-              <w:spacing w:after="10"/>
+              <w:bottom w:type="dxa" w:w="30"/>
+              <w:right w:type="dxa" w:w="90"/>
+            </w:tcMar>
+            <w:vAlign w:val="top"/>
+          </w:tcPr>
+          <w:p>
+            <w:pPr>
+              <w:spacing w:after="0"/>
             </w:pPr>
             <w:r>
               <w:rPr>
@@ -8305,16 +8305,16 @@
           <w:tcPr>
             <w:tcW w:type="dxa" w:w="3000"/>
             <w:tcMar>
-              <w:top w:type="dxa" w:w="35"/>
+              <w:top w:type="dxa" w:w="25"/>
               <w:left w:type="dxa" w:w="110"/>
-              <w:bottom w:type="dxa" w:w="45"/>
-              <w:right w:type="dxa" w:w="90"/>
-            </w:tcMar>
-            <w:vAlign w:val="top"/>
-          </w:tcPr>
-          <w:p>
-            <w:pPr>
-              <w:spacing w:after="10"/>
+              <w:bottom w:type="dxa" w:w="30"/>
+              <w:right w:type="dxa" w:w="90"/>
+            </w:tcMar>
+            <w:vAlign w:val="top"/>
+          </w:tcPr>
+          <w:p>
+            <w:pPr>
+              <w:spacing w:after="0"/>
             </w:pPr>
             <w:r>
               <w:rPr>
@@ -8350,16 +8350,16 @@
           <w:tcPr>
             <w:tcW w:type="dxa" w:w="3000"/>
             <w:tcMar>
-              <w:top w:type="dxa" w:w="35"/>
+              <w:top w:type="dxa" w:w="25"/>
               <w:left w:type="dxa" w:w="110"/>
-              <w:bottom w:type="dxa" w:w="45"/>
-              <w:right w:type="dxa" w:w="90"/>
-            </w:tcMar>
-            <w:vAlign w:val="top"/>
-          </w:tcPr>
-          <w:p>
-            <w:pPr>
-              <w:spacing w:after="10"/>
+              <w:bottom w:type="dxa" w:w="30"/>
+              <w:right w:type="dxa" w:w="90"/>
+            </w:tcMar>
+            <w:vAlign w:val="top"/>
+          </w:tcPr>
+          <w:p>
+            <w:pPr>
+              <w:spacing w:after="0"/>
             </w:pPr>
             <w:r>
               <w:rPr>
@@ -8395,16 +8395,16 @@
           <w:tcPr>
             <w:tcW w:type="dxa" w:w="3000"/>
             <w:tcMar>
-              <w:top w:type="dxa" w:w="35"/>
+              <w:top w:type="dxa" w:w="25"/>
               <w:left w:type="dxa" w:w="110"/>
-              <w:bottom w:type="dxa" w:w="45"/>
-              <w:right w:type="dxa" w:w="90"/>
-            </w:tcMar>
-            <w:vAlign w:val="top"/>
-          </w:tcPr>
-          <w:p>
-            <w:pPr>
-              <w:spacing w:after="10"/>
+              <w:bottom w:type="dxa" w:w="30"/>
+              <w:right w:type="dxa" w:w="90"/>
+            </w:tcMar>
+            <w:vAlign w:val="top"/>
+          </w:tcPr>
+          <w:p>
+            <w:pPr>
+              <w:spacing w:after="0"/>
             </w:pPr>
             <w:r>
               <w:rPr>
@@ -8440,7 +8440,7 @@
     </w:tbl>
     <w:p>
       <w:pPr>
-        <w:spacing w:after="40"/>
+        <w:spacing w:after="24"/>
       </w:pPr>
     </w:p>
     <w:tbl>
@@ -8469,9 +8469,9 @@
             <w:tcW w:type="dxa" w:w="3000"/>
             <w:shd w:fill="E6E6E6" w:color="auto" w:val="clear"/>
             <w:tcMar>
-              <w:top w:type="dxa" w:w="30"/>
+              <w:top w:type="dxa" w:w="20"/>
               <w:left w:type="dxa" w:w="110"/>
-              <w:bottom w:type="dxa" w:w="30"/>
+              <w:bottom w:type="dxa" w:w="20"/>
               <w:right w:type="dxa" w:w="90"/>
             </w:tcMar>
             <w:vAlign w:val="center"/>
@@ -8499,9 +8499,9 @@
             <w:gridSpan w:val="2"/>
             <w:shd w:fill="E6E6E6" w:color="auto" w:val="clear"/>
             <w:tcMar>
-              <w:top w:type="dxa" w:w="30"/>
+              <w:top w:type="dxa" w:w="20"/>
               <w:left w:type="dxa" w:w="110"/>
-              <w:bottom w:type="dxa" w:w="30"/>
+              <w:bottom w:type="dxa" w:w="20"/>
               <w:right w:type="dxa" w:w="90"/>
             </w:tcMar>
             <w:vAlign w:val="center"/>
@@ -8532,16 +8532,16 @@
           <w:tcPr>
             <w:tcW w:type="dxa" w:w="3000"/>
             <w:tcMar>
-              <w:top w:type="dxa" w:w="35"/>
+              <w:top w:type="dxa" w:w="25"/>
               <w:left w:type="dxa" w:w="110"/>
-              <w:bottom w:type="dxa" w:w="45"/>
-              <w:right w:type="dxa" w:w="90"/>
-            </w:tcMar>
-            <w:vAlign w:val="top"/>
-          </w:tcPr>
-          <w:p>
-            <w:pPr>
-              <w:spacing w:after="10"/>
+              <w:bottom w:type="dxa" w:w="30"/>
+              <w:right w:type="dxa" w:w="90"/>
+            </w:tcMar>
+            <w:vAlign w:val="top"/>
+          </w:tcPr>
+          <w:p>
+            <w:pPr>
+              <w:spacing w:after="0"/>
             </w:pPr>
             <w:r>
               <w:rPr>
@@ -8577,16 +8577,16 @@
           <w:tcPr>
             <w:tcW w:type="dxa" w:w="3000"/>
             <w:tcMar>
-              <w:top w:type="dxa" w:w="35"/>
+              <w:top w:type="dxa" w:w="25"/>
               <w:left w:type="dxa" w:w="110"/>
-              <w:bottom w:type="dxa" w:w="45"/>
-              <w:right w:type="dxa" w:w="90"/>
-            </w:tcMar>
-            <w:vAlign w:val="top"/>
-          </w:tcPr>
-          <w:p>
-            <w:pPr>
-              <w:spacing w:after="10"/>
+              <w:bottom w:type="dxa" w:w="30"/>
+              <w:right w:type="dxa" w:w="90"/>
+            </w:tcMar>
+            <w:vAlign w:val="top"/>
+          </w:tcPr>
+          <w:p>
+            <w:pPr>
+              <w:spacing w:after="0"/>
             </w:pPr>
             <w:r>
               <w:rPr>
@@ -8622,16 +8622,16 @@
           <w:tcPr>
             <w:tcW w:type="dxa" w:w="3000"/>
             <w:tcMar>
-              <w:top w:type="dxa" w:w="35"/>
+              <w:top w:type="dxa" w:w="25"/>
               <w:left w:type="dxa" w:w="110"/>
-              <w:bottom w:type="dxa" w:w="45"/>
-              <w:right w:type="dxa" w:w="90"/>
-            </w:tcMar>
-            <w:vAlign w:val="top"/>
-          </w:tcPr>
-          <w:p>
-            <w:pPr>
-              <w:spacing w:after="10"/>
+              <w:bottom w:type="dxa" w:w="30"/>
+              <w:right w:type="dxa" w:w="90"/>
+            </w:tcMar>
+            <w:vAlign w:val="top"/>
+          </w:tcPr>
+          <w:p>
+            <w:pPr>
+              <w:spacing w:after="0"/>
             </w:pPr>
             <w:r>
               <w:rPr>
@@ -8694,16 +8694,16 @@
           <w:tcPr>
             <w:tcW w:type="dxa" w:w="3000"/>
             <w:tcMar>
-              <w:top w:type="dxa" w:w="35"/>
+              <w:top w:type="dxa" w:w="25"/>
               <w:left w:type="dxa" w:w="110"/>
-              <w:bottom w:type="dxa" w:w="45"/>
-              <w:right w:type="dxa" w:w="90"/>
-            </w:tcMar>
-            <w:vAlign w:val="top"/>
-          </w:tcPr>
-          <w:p>
-            <w:pPr>
-              <w:spacing w:after="10"/>
+              <w:bottom w:type="dxa" w:w="30"/>
+              <w:right w:type="dxa" w:w="90"/>
+            </w:tcMar>
+            <w:vAlign w:val="top"/>
+          </w:tcPr>
+          <w:p>
+            <w:pPr>
+              <w:spacing w:after="0"/>
             </w:pPr>
             <w:r>
               <w:rPr>
@@ -8739,16 +8739,16 @@
           <w:tcPr>
             <w:tcW w:type="dxa" w:w="3000"/>
             <w:tcMar>
-              <w:top w:type="dxa" w:w="35"/>
+              <w:top w:type="dxa" w:w="25"/>
               <w:left w:type="dxa" w:w="110"/>
-              <w:bottom w:type="dxa" w:w="45"/>
-              <w:right w:type="dxa" w:w="90"/>
-            </w:tcMar>
-            <w:vAlign w:val="top"/>
-          </w:tcPr>
-          <w:p>
-            <w:pPr>
-              <w:spacing w:after="10"/>
+              <w:bottom w:type="dxa" w:w="30"/>
+              <w:right w:type="dxa" w:w="90"/>
+            </w:tcMar>
+            <w:vAlign w:val="top"/>
+          </w:tcPr>
+          <w:p>
+            <w:pPr>
+              <w:spacing w:after="0"/>
             </w:pPr>
             <w:r>
               <w:rPr>
@@ -8784,16 +8784,16 @@
           <w:tcPr>
             <w:tcW w:type="dxa" w:w="3000"/>
             <w:tcMar>
-              <w:top w:type="dxa" w:w="35"/>
+              <w:top w:type="dxa" w:w="25"/>
               <w:left w:type="dxa" w:w="110"/>
-              <w:bottom w:type="dxa" w:w="45"/>
-              <w:right w:type="dxa" w:w="90"/>
-            </w:tcMar>
-            <w:vAlign w:val="top"/>
-          </w:tcPr>
-          <w:p>
-            <w:pPr>
-              <w:spacing w:after="10"/>
+              <w:bottom w:type="dxa" w:w="30"/>
+              <w:right w:type="dxa" w:w="90"/>
+            </w:tcMar>
+            <w:vAlign w:val="top"/>
+          </w:tcPr>
+          <w:p>
+            <w:pPr>
+              <w:spacing w:after="0"/>
             </w:pPr>
             <w:r>
               <w:rPr>
@@ -8829,7 +8829,7 @@
     </w:tbl>
     <w:p>
       <w:pPr>
-        <w:spacing w:after="40"/>
+        <w:spacing w:after="24"/>
       </w:pPr>
     </w:p>
     <w:tbl>
@@ -8858,9 +8858,9 @@
             <w:tcW w:type="dxa" w:w="3000"/>
             <w:shd w:fill="E6E6E6" w:color="auto" w:val="clear"/>
             <w:tcMar>
-              <w:top w:type="dxa" w:w="30"/>
+              <w:top w:type="dxa" w:w="20"/>
               <w:left w:type="dxa" w:w="110"/>
-              <w:bottom w:type="dxa" w:w="30"/>
+              <w:bottom w:type="dxa" w:w="20"/>
               <w:right w:type="dxa" w:w="90"/>
             </w:tcMar>
             <w:vAlign w:val="center"/>
@@ -8888,9 +8888,9 @@
             <w:gridSpan w:val="2"/>
             <w:shd w:fill="E6E6E6" w:color="auto" w:val="clear"/>
             <w:tcMar>
-              <w:top w:type="dxa" w:w="30"/>
+              <w:top w:type="dxa" w:w="20"/>
               <w:left w:type="dxa" w:w="110"/>
-              <w:bottom w:type="dxa" w:w="30"/>
+              <w:bottom w:type="dxa" w:w="20"/>
               <w:right w:type="dxa" w:w="90"/>
             </w:tcMar>
             <w:vAlign w:val="center"/>
@@ -8921,16 +8921,16 @@
           <w:tcPr>
             <w:tcW w:type="dxa" w:w="3000"/>
             <w:tcMar>
-              <w:top w:type="dxa" w:w="35"/>
+              <w:top w:type="dxa" w:w="25"/>
               <w:left w:type="dxa" w:w="110"/>
-              <w:bottom w:type="dxa" w:w="45"/>
-              <w:right w:type="dxa" w:w="90"/>
-            </w:tcMar>
-            <w:vAlign w:val="top"/>
-          </w:tcPr>
-          <w:p>
-            <w:pPr>
-              <w:spacing w:after="10"/>
+              <w:bottom w:type="dxa" w:w="30"/>
+              <w:right w:type="dxa" w:w="90"/>
+            </w:tcMar>
+            <w:vAlign w:val="top"/>
+          </w:tcPr>
+          <w:p>
+            <w:pPr>
+              <w:spacing w:after="0"/>
             </w:pPr>
             <w:r>
               <w:rPr>
@@ -8966,16 +8966,16 @@
           <w:tcPr>
             <w:tcW w:type="dxa" w:w="3000"/>
             <w:tcMar>
-              <w:top w:type="dxa" w:w="35"/>
+              <w:top w:type="dxa" w:w="25"/>
               <w:left w:type="dxa" w:w="110"/>
-              <w:bottom w:type="dxa" w:w="45"/>
-              <w:right w:type="dxa" w:w="90"/>
-            </w:tcMar>
-            <w:vAlign w:val="top"/>
-          </w:tcPr>
-          <w:p>
-            <w:pPr>
-              <w:spacing w:after="10"/>
+              <w:bottom w:type="dxa" w:w="30"/>
+              <w:right w:type="dxa" w:w="90"/>
+            </w:tcMar>
+            <w:vAlign w:val="top"/>
+          </w:tcPr>
+          <w:p>
+            <w:pPr>
+              <w:spacing w:after="0"/>
             </w:pPr>
             <w:r>
               <w:rPr>
@@ -9011,16 +9011,16 @@
           <w:tcPr>
             <w:tcW w:type="dxa" w:w="3000"/>
             <w:tcMar>
-              <w:top w:type="dxa" w:w="35"/>
+              <w:top w:type="dxa" w:w="25"/>
               <w:left w:type="dxa" w:w="110"/>
-              <w:bottom w:type="dxa" w:w="45"/>
-              <w:right w:type="dxa" w:w="90"/>
-            </w:tcMar>
-            <w:vAlign w:val="top"/>
-          </w:tcPr>
-          <w:p>
-            <w:pPr>
-              <w:spacing w:after="10"/>
+              <w:bottom w:type="dxa" w:w="30"/>
+              <w:right w:type="dxa" w:w="90"/>
+            </w:tcMar>
+            <w:vAlign w:val="top"/>
+          </w:tcPr>
+          <w:p>
+            <w:pPr>
+              <w:spacing w:after="0"/>
             </w:pPr>
             <w:r>
               <w:rPr>
@@ -9105,16 +9105,16 @@
           <w:tcPr>
             <w:tcW w:type="dxa" w:w="3000"/>
             <w:tcMar>
-              <w:top w:type="dxa" w:w="35"/>
+              <w:top w:type="dxa" w:w="25"/>
               <w:left w:type="dxa" w:w="110"/>
-              <w:bottom w:type="dxa" w:w="45"/>
-              <w:right w:type="dxa" w:w="90"/>
-            </w:tcMar>
-            <w:vAlign w:val="top"/>
-          </w:tcPr>
-          <w:p>
-            <w:pPr>
-              <w:spacing w:after="10"/>
+              <w:bottom w:type="dxa" w:w="30"/>
+              <w:right w:type="dxa" w:w="90"/>
+            </w:tcMar>
+            <w:vAlign w:val="top"/>
+          </w:tcPr>
+          <w:p>
+            <w:pPr>
+              <w:spacing w:after="0"/>
             </w:pPr>
             <w:r>
               <w:rPr>
@@ -9150,16 +9150,16 @@
           <w:tcPr>
             <w:tcW w:type="dxa" w:w="3000"/>
             <w:tcMar>
-              <w:top w:type="dxa" w:w="35"/>
+              <w:top w:type="dxa" w:w="25"/>
               <w:left w:type="dxa" w:w="110"/>
-              <w:bottom w:type="dxa" w:w="45"/>
-              <w:right w:type="dxa" w:w="90"/>
-            </w:tcMar>
-            <w:vAlign w:val="top"/>
-          </w:tcPr>
-          <w:p>
-            <w:pPr>
-              <w:spacing w:after="10"/>
+              <w:bottom w:type="dxa" w:w="30"/>
+              <w:right w:type="dxa" w:w="90"/>
+            </w:tcMar>
+            <w:vAlign w:val="top"/>
+          </w:tcPr>
+          <w:p>
+            <w:pPr>
+              <w:spacing w:after="0"/>
             </w:pPr>
             <w:r>
               <w:rPr>
@@ -9195,16 +9195,16 @@
           <w:tcPr>
             <w:tcW w:type="dxa" w:w="3000"/>
             <w:tcMar>
-              <w:top w:type="dxa" w:w="35"/>
+              <w:top w:type="dxa" w:w="25"/>
               <w:left w:type="dxa" w:w="110"/>
-              <w:bottom w:type="dxa" w:w="45"/>
-              <w:right w:type="dxa" w:w="90"/>
-            </w:tcMar>
-            <w:vAlign w:val="top"/>
-          </w:tcPr>
-          <w:p>
-            <w:pPr>
-              <w:spacing w:after="10"/>
+              <w:bottom w:type="dxa" w:w="30"/>
+              <w:right w:type="dxa" w:w="90"/>
+            </w:tcMar>
+            <w:vAlign w:val="top"/>
+          </w:tcPr>
+          <w:p>
+            <w:pPr>
+              <w:spacing w:after="0"/>
             </w:pPr>
             <w:r>
               <w:rPr>
@@ -9240,7 +9240,7 @@
     </w:tbl>
     <w:p>
       <w:pPr>
-        <w:spacing w:after="40"/>
+        <w:spacing w:after="24"/>
       </w:pPr>
     </w:p>
     <w:tbl>
@@ -9269,9 +9269,9 @@
             <w:tcW w:type="dxa" w:w="3000"/>
             <w:shd w:fill="E6E6E6" w:color="auto" w:val="clear"/>
             <w:tcMar>
-              <w:top w:type="dxa" w:w="30"/>
+              <w:top w:type="dxa" w:w="20"/>
               <w:left w:type="dxa" w:w="110"/>
-              <w:bottom w:type="dxa" w:w="30"/>
+              <w:bottom w:type="dxa" w:w="20"/>
               <w:right w:type="dxa" w:w="90"/>
             </w:tcMar>
             <w:vAlign w:val="center"/>
@@ -9299,9 +9299,9 @@
             <w:gridSpan w:val="2"/>
             <w:shd w:fill="E6E6E6" w:color="auto" w:val="clear"/>
             <w:tcMar>
-              <w:top w:type="dxa" w:w="30"/>
+              <w:top w:type="dxa" w:w="20"/>
               <w:left w:type="dxa" w:w="110"/>
-              <w:bottom w:type="dxa" w:w="30"/>
+              <w:bottom w:type="dxa" w:w="20"/>
               <w:right w:type="dxa" w:w="90"/>
             </w:tcMar>
             <w:vAlign w:val="center"/>
@@ -9332,16 +9332,16 @@
           <w:tcPr>
             <w:tcW w:type="dxa" w:w="3000"/>
             <w:tcMar>
-              <w:top w:type="dxa" w:w="35"/>
+              <w:top w:type="dxa" w:w="25"/>
               <w:left w:type="dxa" w:w="110"/>
-              <w:bottom w:type="dxa" w:w="45"/>
-              <w:right w:type="dxa" w:w="90"/>
-            </w:tcMar>
-            <w:vAlign w:val="top"/>
-          </w:tcPr>
-          <w:p>
-            <w:pPr>
-              <w:spacing w:after="10"/>
+              <w:bottom w:type="dxa" w:w="30"/>
+              <w:right w:type="dxa" w:w="90"/>
+            </w:tcMar>
+            <w:vAlign w:val="top"/>
+          </w:tcPr>
+          <w:p>
+            <w:pPr>
+              <w:spacing w:after="0"/>
             </w:pPr>
             <w:r>
               <w:rPr>
@@ -9377,16 +9377,16 @@
           <w:tcPr>
             <w:tcW w:type="dxa" w:w="3000"/>
             <w:tcMar>
-              <w:top w:type="dxa" w:w="35"/>
+              <w:top w:type="dxa" w:w="25"/>
               <w:left w:type="dxa" w:w="110"/>
-              <w:bottom w:type="dxa" w:w="45"/>
-              <w:right w:type="dxa" w:w="90"/>
-            </w:tcMar>
-            <w:vAlign w:val="top"/>
-          </w:tcPr>
-          <w:p>
-            <w:pPr>
-              <w:spacing w:after="10"/>
+              <w:bottom w:type="dxa" w:w="30"/>
+              <w:right w:type="dxa" w:w="90"/>
+            </w:tcMar>
+            <w:vAlign w:val="top"/>
+          </w:tcPr>
+          <w:p>
+            <w:pPr>
+              <w:spacing w:after="0"/>
             </w:pPr>
             <w:r>
               <w:rPr>
@@ -9422,16 +9422,16 @@
           <w:tcPr>
             <w:tcW w:type="dxa" w:w="3000"/>
             <w:tcMar>
-              <w:top w:type="dxa" w:w="35"/>
+              <w:top w:type="dxa" w:w="25"/>
               <w:left w:type="dxa" w:w="110"/>
-              <w:bottom w:type="dxa" w:w="45"/>
-              <w:right w:type="dxa" w:w="90"/>
-            </w:tcMar>
-            <w:vAlign w:val="top"/>
-          </w:tcPr>
-          <w:p>
-            <w:pPr>
-              <w:spacing w:after="10"/>
+              <w:bottom w:type="dxa" w:w="30"/>
+              <w:right w:type="dxa" w:w="90"/>
+            </w:tcMar>
+            <w:vAlign w:val="top"/>
+          </w:tcPr>
+          <w:p>
+            <w:pPr>
+              <w:spacing w:after="0"/>
             </w:pPr>
             <w:r>
               <w:rPr>
@@ -9516,16 +9516,16 @@
           <w:tcPr>
             <w:tcW w:type="dxa" w:w="3000"/>
             <w:tcMar>
-              <w:top w:type="dxa" w:w="35"/>
+              <w:top w:type="dxa" w:w="25"/>
               <w:left w:type="dxa" w:w="110"/>
-              <w:bottom w:type="dxa" w:w="45"/>
-              <w:right w:type="dxa" w:w="90"/>
-            </w:tcMar>
-            <w:vAlign w:val="top"/>
-          </w:tcPr>
-          <w:p>
-            <w:pPr>
-              <w:spacing w:after="10"/>
+              <w:bottom w:type="dxa" w:w="30"/>
+              <w:right w:type="dxa" w:w="90"/>
+            </w:tcMar>
+            <w:vAlign w:val="top"/>
+          </w:tcPr>
+          <w:p>
+            <w:pPr>
+              <w:spacing w:after="0"/>
             </w:pPr>
             <w:r>
               <w:rPr>
@@ -9561,16 +9561,16 @@
           <w:tcPr>
             <w:tcW w:type="dxa" w:w="3000"/>
             <w:tcMar>
-              <w:top w:type="dxa" w:w="35"/>
+              <w:top w:type="dxa" w:w="25"/>
               <w:left w:type="dxa" w:w="110"/>
-              <w:bottom w:type="dxa" w:w="45"/>
-              <w:right w:type="dxa" w:w="90"/>
-            </w:tcMar>
-            <w:vAlign w:val="top"/>
-          </w:tcPr>
-          <w:p>
-            <w:pPr>
-              <w:spacing w:after="10"/>
+              <w:bottom w:type="dxa" w:w="30"/>
+              <w:right w:type="dxa" w:w="90"/>
+            </w:tcMar>
+            <w:vAlign w:val="top"/>
+          </w:tcPr>
+          <w:p>
+            <w:pPr>
+              <w:spacing w:after="0"/>
             </w:pPr>
             <w:r>
               <w:rPr>
@@ -9606,16 +9606,16 @@
           <w:tcPr>
             <w:tcW w:type="dxa" w:w="3000"/>
             <w:tcMar>
-              <w:top w:type="dxa" w:w="35"/>
+              <w:top w:type="dxa" w:w="25"/>
               <w:left w:type="dxa" w:w="110"/>
-              <w:bottom w:type="dxa" w:w="45"/>
-              <w:right w:type="dxa" w:w="90"/>
-            </w:tcMar>
-            <w:vAlign w:val="top"/>
-          </w:tcPr>
-          <w:p>
-            <w:pPr>
-              <w:spacing w:after="10"/>
+              <w:bottom w:type="dxa" w:w="30"/>
+              <w:right w:type="dxa" w:w="90"/>
+            </w:tcMar>
+            <w:vAlign w:val="top"/>
+          </w:tcPr>
+          <w:p>
+            <w:pPr>
+              <w:spacing w:after="0"/>
             </w:pPr>
             <w:r>
               <w:rPr>
@@ -9651,7 +9651,7 @@
     </w:tbl>
     <w:p>
       <w:pPr>
-        <w:spacing w:after="40"/>
+        <w:spacing w:after="24"/>
       </w:pPr>
     </w:p>
     <w:tbl>
@@ -9680,9 +9680,9 @@
             <w:tcW w:type="dxa" w:w="3000"/>
             <w:shd w:fill="E6E6E6" w:color="auto" w:val="clear"/>
             <w:tcMar>
-              <w:top w:type="dxa" w:w="30"/>
+              <w:top w:type="dxa" w:w="20"/>
               <w:left w:type="dxa" w:w="110"/>
-              <w:bottom w:type="dxa" w:w="30"/>
+              <w:bottom w:type="dxa" w:w="20"/>
               <w:right w:type="dxa" w:w="90"/>
             </w:tcMar>
             <w:vAlign w:val="center"/>
@@ -9710,9 +9710,9 @@
             <w:gridSpan w:val="2"/>
             <w:shd w:fill="E6E6E6" w:color="auto" w:val="clear"/>
             <w:tcMar>
-              <w:top w:type="dxa" w:w="30"/>
+              <w:top w:type="dxa" w:w="20"/>
               <w:left w:type="dxa" w:w="110"/>
-              <w:bottom w:type="dxa" w:w="30"/>
+              <w:bottom w:type="dxa" w:w="20"/>
               <w:right w:type="dxa" w:w="90"/>
             </w:tcMar>
             <w:vAlign w:val="center"/>
@@ -9743,16 +9743,16 @@
           <w:tcPr>
             <w:tcW w:type="dxa" w:w="3000"/>
             <w:tcMar>
-              <w:top w:type="dxa" w:w="35"/>
+              <w:top w:type="dxa" w:w="25"/>
               <w:left w:type="dxa" w:w="110"/>
-              <w:bottom w:type="dxa" w:w="45"/>
-              <w:right w:type="dxa" w:w="90"/>
-            </w:tcMar>
-            <w:vAlign w:val="top"/>
-          </w:tcPr>
-          <w:p>
-            <w:pPr>
-              <w:spacing w:after="10"/>
+              <w:bottom w:type="dxa" w:w="30"/>
+              <w:right w:type="dxa" w:w="90"/>
+            </w:tcMar>
+            <w:vAlign w:val="top"/>
+          </w:tcPr>
+          <w:p>
+            <w:pPr>
+              <w:spacing w:after="0"/>
             </w:pPr>
             <w:r>
               <w:rPr>
@@ -9788,16 +9788,16 @@
           <w:tcPr>
             <w:tcW w:type="dxa" w:w="3000"/>
             <w:tcMar>
-              <w:top w:type="dxa" w:w="35"/>
+              <w:top w:type="dxa" w:w="25"/>
               <w:left w:type="dxa" w:w="110"/>
-              <w:bottom w:type="dxa" w:w="45"/>
-              <w:right w:type="dxa" w:w="90"/>
-            </w:tcMar>
-            <w:vAlign w:val="top"/>
-          </w:tcPr>
-          <w:p>
-            <w:pPr>
-              <w:spacing w:after="10"/>
+              <w:bottom w:type="dxa" w:w="30"/>
+              <w:right w:type="dxa" w:w="90"/>
+            </w:tcMar>
+            <w:vAlign w:val="top"/>
+          </w:tcPr>
+          <w:p>
+            <w:pPr>
+              <w:spacing w:after="0"/>
             </w:pPr>
             <w:r>
               <w:rPr>
@@ -9833,16 +9833,16 @@
           <w:tcPr>
             <w:tcW w:type="dxa" w:w="3000"/>
             <w:tcMar>
-              <w:top w:type="dxa" w:w="35"/>
+              <w:top w:type="dxa" w:w="25"/>
               <w:left w:type="dxa" w:w="110"/>
-              <w:bottom w:type="dxa" w:w="45"/>
-              <w:right w:type="dxa" w:w="90"/>
-            </w:tcMar>
-            <w:vAlign w:val="top"/>
-          </w:tcPr>
-          <w:p>
-            <w:pPr>
-              <w:spacing w:after="10"/>
+              <w:bottom w:type="dxa" w:w="30"/>
+              <w:right w:type="dxa" w:w="90"/>
+            </w:tcMar>
+            <w:vAlign w:val="top"/>
+          </w:tcPr>
+          <w:p>
+            <w:pPr>
+              <w:spacing w:after="0"/>
             </w:pPr>
             <w:r>
               <w:rPr>
@@ -9927,16 +9927,16 @@
           <w:tcPr>
             <w:tcW w:type="dxa" w:w="3000"/>
             <w:tcMar>
-              <w:top w:type="dxa" w:w="35"/>
+              <w:top w:type="dxa" w:w="25"/>
               <w:left w:type="dxa" w:w="110"/>
-              <w:bottom w:type="dxa" w:w="45"/>
-              <w:right w:type="dxa" w:w="90"/>
-            </w:tcMar>
-            <w:vAlign w:val="top"/>
-          </w:tcPr>
-          <w:p>
-            <w:pPr>
-              <w:spacing w:after="10"/>
+              <w:bottom w:type="dxa" w:w="30"/>
+              <w:right w:type="dxa" w:w="90"/>
+            </w:tcMar>
+            <w:vAlign w:val="top"/>
+          </w:tcPr>
+          <w:p>
+            <w:pPr>
+              <w:spacing w:after="0"/>
             </w:pPr>
             <w:r>
               <w:rPr>
@@ -9972,16 +9972,16 @@
           <w:tcPr>
             <w:tcW w:type="dxa" w:w="3000"/>
             <w:tcMar>
-              <w:top w:type="dxa" w:w="35"/>
+              <w:top w:type="dxa" w:w="25"/>
               <w:left w:type="dxa" w:w="110"/>
-              <w:bottom w:type="dxa" w:w="45"/>
-              <w:right w:type="dxa" w:w="90"/>
-            </w:tcMar>
-            <w:vAlign w:val="top"/>
-          </w:tcPr>
-          <w:p>
-            <w:pPr>
-              <w:spacing w:after="10"/>
+              <w:bottom w:type="dxa" w:w="30"/>
+              <w:right w:type="dxa" w:w="90"/>
+            </w:tcMar>
+            <w:vAlign w:val="top"/>
+          </w:tcPr>
+          <w:p>
+            <w:pPr>
+              <w:spacing w:after="0"/>
             </w:pPr>
             <w:r>
               <w:rPr>
@@ -10017,16 +10017,16 @@
           <w:tcPr>
             <w:tcW w:type="dxa" w:w="3000"/>
             <w:tcMar>
-              <w:top w:type="dxa" w:w="35"/>
+              <w:top w:type="dxa" w:w="25"/>
               <w:left w:type="dxa" w:w="110"/>
-              <w:bottom w:type="dxa" w:w="45"/>
-              <w:right w:type="dxa" w:w="90"/>
-            </w:tcMar>
-            <w:vAlign w:val="top"/>
-          </w:tcPr>
-          <w:p>
-            <w:pPr>
-              <w:spacing w:after="10"/>
+              <w:bottom w:type="dxa" w:w="30"/>
+              <w:right w:type="dxa" w:w="90"/>
+            </w:tcMar>
+            <w:vAlign w:val="top"/>
+          </w:tcPr>
+          <w:p>
+            <w:pPr>
+              <w:spacing w:after="0"/>
             </w:pPr>
             <w:r>
               <w:rPr>
@@ -10185,7 +10185,7 @@
           <w:sz w:val="18"/>
           <w:szCs w:val="18"/>
         </w:rPr>
-        <w:t xml:space="preserve">Later faults: two values, other sectors, a REFERENCE that points on, or TIME-CRITICAL. "ASK MED → …": the Liaison asks Medical for that reference; the answer is a number or a sector's name to follow.</w:t>
+        <w:t xml:space="preserve">Later faults: two or three values, other sectors, a REFERENCE that points on, or TIME-CRITICAL. "ASK MED → …": the Liaison asks Medical for that reference; the answer is a number or a sector's name to follow.</w:t>
       </w:r>
     </w:p>
     <w:tbl>
@@ -10214,9 +10214,9 @@
             <w:tcW w:type="dxa" w:w="3000"/>
             <w:shd w:fill="E6E6E6" w:color="auto" w:val="clear"/>
             <w:tcMar>
-              <w:top w:type="dxa" w:w="30"/>
+              <w:top w:type="dxa" w:w="20"/>
               <w:left w:type="dxa" w:w="110"/>
-              <w:bottom w:type="dxa" w:w="30"/>
+              <w:bottom w:type="dxa" w:w="20"/>
               <w:right w:type="dxa" w:w="90"/>
             </w:tcMar>
             <w:vAlign w:val="center"/>
@@ -10244,9 +10244,9 @@
             <w:gridSpan w:val="2"/>
             <w:shd w:fill="E6E6E6" w:color="auto" w:val="clear"/>
             <w:tcMar>
-              <w:top w:type="dxa" w:w="30"/>
+              <w:top w:type="dxa" w:w="20"/>
               <w:left w:type="dxa" w:w="110"/>
-              <w:bottom w:type="dxa" w:w="30"/>
+              <w:bottom w:type="dxa" w:w="20"/>
               <w:right w:type="dxa" w:w="90"/>
             </w:tcMar>
             <w:vAlign w:val="center"/>
@@ -10277,16 +10277,16 @@
           <w:tcPr>
             <w:tcW w:type="dxa" w:w="3000"/>
             <w:tcMar>
-              <w:top w:type="dxa" w:w="35"/>
+              <w:top w:type="dxa" w:w="25"/>
               <w:left w:type="dxa" w:w="110"/>
-              <w:bottom w:type="dxa" w:w="45"/>
-              <w:right w:type="dxa" w:w="90"/>
-            </w:tcMar>
-            <w:vAlign w:val="top"/>
-          </w:tcPr>
-          <w:p>
-            <w:pPr>
-              <w:spacing w:after="10"/>
+              <w:bottom w:type="dxa" w:w="30"/>
+              <w:right w:type="dxa" w:w="90"/>
+            </w:tcMar>
+            <w:vAlign w:val="top"/>
+          </w:tcPr>
+          <w:p>
+            <w:pPr>
+              <w:spacing w:after="0"/>
             </w:pPr>
             <w:r>
               <w:rPr>
@@ -10322,16 +10322,16 @@
           <w:tcPr>
             <w:tcW w:type="dxa" w:w="3000"/>
             <w:tcMar>
-              <w:top w:type="dxa" w:w="35"/>
+              <w:top w:type="dxa" w:w="25"/>
               <w:left w:type="dxa" w:w="110"/>
-              <w:bottom w:type="dxa" w:w="45"/>
-              <w:right w:type="dxa" w:w="90"/>
-            </w:tcMar>
-            <w:vAlign w:val="top"/>
-          </w:tcPr>
-          <w:p>
-            <w:pPr>
-              <w:spacing w:after="10"/>
+              <w:bottom w:type="dxa" w:w="30"/>
+              <w:right w:type="dxa" w:w="90"/>
+            </w:tcMar>
+            <w:vAlign w:val="top"/>
+          </w:tcPr>
+          <w:p>
+            <w:pPr>
+              <w:spacing w:after="0"/>
             </w:pPr>
             <w:r>
               <w:rPr>
@@ -10367,16 +10367,16 @@
           <w:tcPr>
             <w:tcW w:type="dxa" w:w="3000"/>
             <w:tcMar>
-              <w:top w:type="dxa" w:w="35"/>
+              <w:top w:type="dxa" w:w="25"/>
               <w:left w:type="dxa" w:w="110"/>
-              <w:bottom w:type="dxa" w:w="45"/>
-              <w:right w:type="dxa" w:w="90"/>
-            </w:tcMar>
-            <w:vAlign w:val="top"/>
-          </w:tcPr>
-          <w:p>
-            <w:pPr>
-              <w:spacing w:after="10"/>
+              <w:bottom w:type="dxa" w:w="30"/>
+              <w:right w:type="dxa" w:w="90"/>
+            </w:tcMar>
+            <w:vAlign w:val="top"/>
+          </w:tcPr>
+          <w:p>
+            <w:pPr>
+              <w:spacing w:after="0"/>
             </w:pPr>
             <w:r>
               <w:rPr>
@@ -10461,16 +10461,16 @@
           <w:tcPr>
             <w:tcW w:type="dxa" w:w="3000"/>
             <w:tcMar>
-              <w:top w:type="dxa" w:w="35"/>
+              <w:top w:type="dxa" w:w="25"/>
               <w:left w:type="dxa" w:w="110"/>
-              <w:bottom w:type="dxa" w:w="45"/>
-              <w:right w:type="dxa" w:w="90"/>
-            </w:tcMar>
-            <w:vAlign w:val="top"/>
-          </w:tcPr>
-          <w:p>
-            <w:pPr>
-              <w:spacing w:after="10"/>
+              <w:bottom w:type="dxa" w:w="30"/>
+              <w:right w:type="dxa" w:w="90"/>
+            </w:tcMar>
+            <w:vAlign w:val="top"/>
+          </w:tcPr>
+          <w:p>
+            <w:pPr>
+              <w:spacing w:after="0"/>
             </w:pPr>
             <w:r>
               <w:rPr>
@@ -10506,16 +10506,16 @@
           <w:tcPr>
             <w:tcW w:type="dxa" w:w="3000"/>
             <w:tcMar>
-              <w:top w:type="dxa" w:w="35"/>
+              <w:top w:type="dxa" w:w="25"/>
               <w:left w:type="dxa" w:w="110"/>
-              <w:bottom w:type="dxa" w:w="45"/>
-              <w:right w:type="dxa" w:w="90"/>
-            </w:tcMar>
-            <w:vAlign w:val="top"/>
-          </w:tcPr>
-          <w:p>
-            <w:pPr>
-              <w:spacing w:after="10"/>
+              <w:bottom w:type="dxa" w:w="30"/>
+              <w:right w:type="dxa" w:w="90"/>
+            </w:tcMar>
+            <w:vAlign w:val="top"/>
+          </w:tcPr>
+          <w:p>
+            <w:pPr>
+              <w:spacing w:after="0"/>
             </w:pPr>
             <w:r>
               <w:rPr>
@@ -10551,16 +10551,16 @@
           <w:tcPr>
             <w:tcW w:type="dxa" w:w="3000"/>
             <w:tcMar>
-              <w:top w:type="dxa" w:w="35"/>
+              <w:top w:type="dxa" w:w="25"/>
               <w:left w:type="dxa" w:w="110"/>
-              <w:bottom w:type="dxa" w:w="45"/>
-              <w:right w:type="dxa" w:w="90"/>
-            </w:tcMar>
-            <w:vAlign w:val="top"/>
-          </w:tcPr>
-          <w:p>
-            <w:pPr>
-              <w:spacing w:after="10"/>
+              <w:bottom w:type="dxa" w:w="30"/>
+              <w:right w:type="dxa" w:w="90"/>
+            </w:tcMar>
+            <w:vAlign w:val="top"/>
+          </w:tcPr>
+          <w:p>
+            <w:pPr>
+              <w:spacing w:after="0"/>
             </w:pPr>
             <w:r>
               <w:rPr>
@@ -10596,7 +10596,7 @@
     </w:tbl>
     <w:p>
       <w:pPr>
-        <w:spacing w:after="40"/>
+        <w:spacing w:after="24"/>
       </w:pPr>
     </w:p>
     <w:tbl>
@@ -10625,9 +10625,9 @@
             <w:tcW w:type="dxa" w:w="3000"/>
             <w:shd w:fill="E6E6E6" w:color="auto" w:val="clear"/>
             <w:tcMar>
-              <w:top w:type="dxa" w:w="30"/>
+              <w:top w:type="dxa" w:w="20"/>
               <w:left w:type="dxa" w:w="110"/>
-              <w:bottom w:type="dxa" w:w="30"/>
+              <w:bottom w:type="dxa" w:w="20"/>
               <w:right w:type="dxa" w:w="90"/>
             </w:tcMar>
             <w:vAlign w:val="center"/>
@@ -10655,9 +10655,9 @@
             <w:gridSpan w:val="2"/>
             <w:shd w:fill="E6E6E6" w:color="auto" w:val="clear"/>
             <w:tcMar>
-              <w:top w:type="dxa" w:w="30"/>
+              <w:top w:type="dxa" w:w="20"/>
               <w:left w:type="dxa" w:w="110"/>
-              <w:bottom w:type="dxa" w:w="30"/>
+              <w:bottom w:type="dxa" w:w="20"/>
               <w:right w:type="dxa" w:w="90"/>
             </w:tcMar>
             <w:vAlign w:val="center"/>
@@ -10688,16 +10688,16 @@
           <w:tcPr>
             <w:tcW w:type="dxa" w:w="3000"/>
             <w:tcMar>
-              <w:top w:type="dxa" w:w="35"/>
+              <w:top w:type="dxa" w:w="25"/>
               <w:left w:type="dxa" w:w="110"/>
-              <w:bottom w:type="dxa" w:w="45"/>
-              <w:right w:type="dxa" w:w="90"/>
-            </w:tcMar>
-            <w:vAlign w:val="top"/>
-          </w:tcPr>
-          <w:p>
-            <w:pPr>
-              <w:spacing w:after="10"/>
+              <w:bottom w:type="dxa" w:w="30"/>
+              <w:right w:type="dxa" w:w="90"/>
+            </w:tcMar>
+            <w:vAlign w:val="top"/>
+          </w:tcPr>
+          <w:p>
+            <w:pPr>
+              <w:spacing w:after="0"/>
             </w:pPr>
             <w:r>
               <w:rPr>
@@ -10733,16 +10733,16 @@
           <w:tcPr>
             <w:tcW w:type="dxa" w:w="3000"/>
             <w:tcMar>
-              <w:top w:type="dxa" w:w="35"/>
+              <w:top w:type="dxa" w:w="25"/>
               <w:left w:type="dxa" w:w="110"/>
-              <w:bottom w:type="dxa" w:w="45"/>
-              <w:right w:type="dxa" w:w="90"/>
-            </w:tcMar>
-            <w:vAlign w:val="top"/>
-          </w:tcPr>
-          <w:p>
-            <w:pPr>
-              <w:spacing w:after="10"/>
+              <w:bottom w:type="dxa" w:w="30"/>
+              <w:right w:type="dxa" w:w="90"/>
+            </w:tcMar>
+            <w:vAlign w:val="top"/>
+          </w:tcPr>
+          <w:p>
+            <w:pPr>
+              <w:spacing w:after="0"/>
             </w:pPr>
             <w:r>
               <w:rPr>
@@ -10778,16 +10778,16 @@
           <w:tcPr>
             <w:tcW w:type="dxa" w:w="3000"/>
             <w:tcMar>
-              <w:top w:type="dxa" w:w="35"/>
+              <w:top w:type="dxa" w:w="25"/>
               <w:left w:type="dxa" w:w="110"/>
-              <w:bottom w:type="dxa" w:w="45"/>
-              <w:right w:type="dxa" w:w="90"/>
-            </w:tcMar>
-            <w:vAlign w:val="top"/>
-          </w:tcPr>
-          <w:p>
-            <w:pPr>
-              <w:spacing w:after="10"/>
+              <w:bottom w:type="dxa" w:w="30"/>
+              <w:right w:type="dxa" w:w="90"/>
+            </w:tcMar>
+            <w:vAlign w:val="top"/>
+          </w:tcPr>
+          <w:p>
+            <w:pPr>
+              <w:spacing w:after="0"/>
             </w:pPr>
             <w:r>
               <w:rPr>
@@ -10872,16 +10872,16 @@
           <w:tcPr>
             <w:tcW w:type="dxa" w:w="3000"/>
             <w:tcMar>
-              <w:top w:type="dxa" w:w="35"/>
+              <w:top w:type="dxa" w:w="25"/>
               <w:left w:type="dxa" w:w="110"/>
-              <w:bottom w:type="dxa" w:w="45"/>
-              <w:right w:type="dxa" w:w="90"/>
-            </w:tcMar>
-            <w:vAlign w:val="top"/>
-          </w:tcPr>
-          <w:p>
-            <w:pPr>
-              <w:spacing w:after="10"/>
+              <w:bottom w:type="dxa" w:w="30"/>
+              <w:right w:type="dxa" w:w="90"/>
+            </w:tcMar>
+            <w:vAlign w:val="top"/>
+          </w:tcPr>
+          <w:p>
+            <w:pPr>
+              <w:spacing w:after="0"/>
             </w:pPr>
             <w:r>
               <w:rPr>
@@ -10933,16 +10933,16 @@
           <w:tcPr>
             <w:tcW w:type="dxa" w:w="3000"/>
             <w:tcMar>
-              <w:top w:type="dxa" w:w="35"/>
+              <w:top w:type="dxa" w:w="25"/>
               <w:left w:type="dxa" w:w="110"/>
-              <w:bottom w:type="dxa" w:w="45"/>
-              <w:right w:type="dxa" w:w="90"/>
-            </w:tcMar>
-            <w:vAlign w:val="top"/>
-          </w:tcPr>
-          <w:p>
-            <w:pPr>
-              <w:spacing w:after="10"/>
+              <w:bottom w:type="dxa" w:w="30"/>
+              <w:right w:type="dxa" w:w="90"/>
+            </w:tcMar>
+            <w:vAlign w:val="top"/>
+          </w:tcPr>
+          <w:p>
+            <w:pPr>
+              <w:spacing w:after="0"/>
             </w:pPr>
             <w:r>
               <w:rPr>
@@ -10978,16 +10978,16 @@
           <w:tcPr>
             <w:tcW w:type="dxa" w:w="3000"/>
             <w:tcMar>
-              <w:top w:type="dxa" w:w="35"/>
+              <w:top w:type="dxa" w:w="25"/>
               <w:left w:type="dxa" w:w="110"/>
-              <w:bottom w:type="dxa" w:w="45"/>
-              <w:right w:type="dxa" w:w="90"/>
-            </w:tcMar>
-            <w:vAlign w:val="top"/>
-          </w:tcPr>
-          <w:p>
-            <w:pPr>
-              <w:spacing w:after="10"/>
+              <w:bottom w:type="dxa" w:w="30"/>
+              <w:right w:type="dxa" w:w="90"/>
+            </w:tcMar>
+            <w:vAlign w:val="top"/>
+          </w:tcPr>
+          <w:p>
+            <w:pPr>
+              <w:spacing w:after="0"/>
             </w:pPr>
             <w:r>
               <w:rPr>
@@ -11023,7 +11023,7 @@
     </w:tbl>
     <w:p>
       <w:pPr>
-        <w:spacing w:after="40"/>
+        <w:spacing w:after="24"/>
       </w:pPr>
     </w:p>
     <w:tbl>
@@ -11052,9 +11052,9 @@
             <w:tcW w:type="dxa" w:w="3000"/>
             <w:shd w:fill="E6E6E6" w:color="auto" w:val="clear"/>
             <w:tcMar>
-              <w:top w:type="dxa" w:w="30"/>
+              <w:top w:type="dxa" w:w="20"/>
               <w:left w:type="dxa" w:w="110"/>
-              <w:bottom w:type="dxa" w:w="30"/>
+              <w:bottom w:type="dxa" w:w="20"/>
               <w:right w:type="dxa" w:w="90"/>
             </w:tcMar>
             <w:vAlign w:val="center"/>
@@ -11082,9 +11082,9 @@
             <w:gridSpan w:val="2"/>
             <w:shd w:fill="E6E6E6" w:color="auto" w:val="clear"/>
             <w:tcMar>
-              <w:top w:type="dxa" w:w="30"/>
+              <w:top w:type="dxa" w:w="20"/>
               <w:left w:type="dxa" w:w="110"/>
-              <w:bottom w:type="dxa" w:w="30"/>
+              <w:bottom w:type="dxa" w:w="20"/>
               <w:right w:type="dxa" w:w="90"/>
             </w:tcMar>
             <w:vAlign w:val="center"/>
@@ -11115,16 +11115,16 @@
           <w:tcPr>
             <w:tcW w:type="dxa" w:w="3000"/>
             <w:tcMar>
-              <w:top w:type="dxa" w:w="35"/>
+              <w:top w:type="dxa" w:w="25"/>
               <w:left w:type="dxa" w:w="110"/>
-              <w:bottom w:type="dxa" w:w="45"/>
-              <w:right w:type="dxa" w:w="90"/>
-            </w:tcMar>
-            <w:vAlign w:val="top"/>
-          </w:tcPr>
-          <w:p>
-            <w:pPr>
-              <w:spacing w:after="10"/>
+              <w:bottom w:type="dxa" w:w="30"/>
+              <w:right w:type="dxa" w:w="90"/>
+            </w:tcMar>
+            <w:vAlign w:val="top"/>
+          </w:tcPr>
+          <w:p>
+            <w:pPr>
+              <w:spacing w:after="0"/>
             </w:pPr>
             <w:r>
               <w:rPr>
@@ -11160,16 +11160,16 @@
           <w:tcPr>
             <w:tcW w:type="dxa" w:w="3000"/>
             <w:tcMar>
-              <w:top w:type="dxa" w:w="35"/>
+              <w:top w:type="dxa" w:w="25"/>
               <w:left w:type="dxa" w:w="110"/>
-              <w:bottom w:type="dxa" w:w="45"/>
-              <w:right w:type="dxa" w:w="90"/>
-            </w:tcMar>
-            <w:vAlign w:val="top"/>
-          </w:tcPr>
-          <w:p>
-            <w:pPr>
-              <w:spacing w:after="10"/>
+              <w:bottom w:type="dxa" w:w="30"/>
+              <w:right w:type="dxa" w:w="90"/>
+            </w:tcMar>
+            <w:vAlign w:val="top"/>
+          </w:tcPr>
+          <w:p>
+            <w:pPr>
+              <w:spacing w:after="0"/>
             </w:pPr>
             <w:r>
               <w:rPr>
@@ -11205,16 +11205,16 @@
           <w:tcPr>
             <w:tcW w:type="dxa" w:w="3000"/>
             <w:tcMar>
-              <w:top w:type="dxa" w:w="35"/>
+              <w:top w:type="dxa" w:w="25"/>
               <w:left w:type="dxa" w:w="110"/>
-              <w:bottom w:type="dxa" w:w="45"/>
-              <w:right w:type="dxa" w:w="90"/>
-            </w:tcMar>
-            <w:vAlign w:val="top"/>
-          </w:tcPr>
-          <w:p>
-            <w:pPr>
-              <w:spacing w:after="10"/>
+              <w:bottom w:type="dxa" w:w="30"/>
+              <w:right w:type="dxa" w:w="90"/>
+            </w:tcMar>
+            <w:vAlign w:val="top"/>
+          </w:tcPr>
+          <w:p>
+            <w:pPr>
+              <w:spacing w:after="0"/>
             </w:pPr>
             <w:r>
               <w:rPr>
@@ -11299,16 +11299,16 @@
           <w:tcPr>
             <w:tcW w:type="dxa" w:w="3000"/>
             <w:tcMar>
-              <w:top w:type="dxa" w:w="35"/>
+              <w:top w:type="dxa" w:w="25"/>
               <w:left w:type="dxa" w:w="110"/>
-              <w:bottom w:type="dxa" w:w="45"/>
-              <w:right w:type="dxa" w:w="90"/>
-            </w:tcMar>
-            <w:vAlign w:val="top"/>
-          </w:tcPr>
-          <w:p>
-            <w:pPr>
-              <w:spacing w:after="10"/>
+              <w:bottom w:type="dxa" w:w="30"/>
+              <w:right w:type="dxa" w:w="90"/>
+            </w:tcMar>
+            <w:vAlign w:val="top"/>
+          </w:tcPr>
+          <w:p>
+            <w:pPr>
+              <w:spacing w:after="0"/>
             </w:pPr>
             <w:r>
               <w:rPr>
@@ -11360,16 +11360,16 @@
           <w:tcPr>
             <w:tcW w:type="dxa" w:w="3000"/>
             <w:tcMar>
-              <w:top w:type="dxa" w:w="35"/>
+              <w:top w:type="dxa" w:w="25"/>
               <w:left w:type="dxa" w:w="110"/>
-              <w:bottom w:type="dxa" w:w="45"/>
-              <w:right w:type="dxa" w:w="90"/>
-            </w:tcMar>
-            <w:vAlign w:val="top"/>
-          </w:tcPr>
-          <w:p>
-            <w:pPr>
-              <w:spacing w:after="10"/>
+              <w:bottom w:type="dxa" w:w="30"/>
+              <w:right w:type="dxa" w:w="90"/>
+            </w:tcMar>
+            <w:vAlign w:val="top"/>
+          </w:tcPr>
+          <w:p>
+            <w:pPr>
+              <w:spacing w:after="0"/>
             </w:pPr>
             <w:r>
               <w:rPr>
@@ -11421,16 +11421,16 @@
           <w:tcPr>
             <w:tcW w:type="dxa" w:w="3000"/>
             <w:tcMar>
-              <w:top w:type="dxa" w:w="35"/>
+              <w:top w:type="dxa" w:w="25"/>
               <w:left w:type="dxa" w:w="110"/>
-              <w:bottom w:type="dxa" w:w="45"/>
-              <w:right w:type="dxa" w:w="90"/>
-            </w:tcMar>
-            <w:vAlign w:val="top"/>
-          </w:tcPr>
-          <w:p>
-            <w:pPr>
-              <w:spacing w:after="10"/>
+              <w:bottom w:type="dxa" w:w="30"/>
+              <w:right w:type="dxa" w:w="90"/>
+            </w:tcMar>
+            <w:vAlign w:val="top"/>
+          </w:tcPr>
+          <w:p>
+            <w:pPr>
+              <w:spacing w:after="0"/>
             </w:pPr>
             <w:r>
               <w:rPr>
@@ -11442,13 +11442,59 @@
                 <w:sz w:val="13"/>
                 <w:szCs w:val="13"/>
               </w:rPr>
-              <w:t xml:space="preserve">ENTER</w:t>
-            </w:r>
-          </w:p>
-          <w:p>
-            <w:pPr>
-              <w:spacing w:after="0"/>
-            </w:pPr>
+              <w:t xml:space="preserve">VALUE 3</w:t>
+            </w:r>
+          </w:p>
+          <w:p>
+            <w:pPr>
+              <w:spacing w:after="0"/>
+            </w:pPr>
+            <w:r>
+              <w:rPr>
+                <w:rFonts w:ascii="Arial" w:cs="Arial" w:eastAsia="Arial" w:hAnsi="Arial"/>
+                <w:b/>
+                <w:bCs/>
+                <w:color w:val="000000"/>
+                <w:sz w:val="19"/>
+                <w:szCs w:val="19"/>
+              </w:rPr>
+              <w:t xml:space="preserve">POW → Table P-2 → Emergency Bus</w:t>
+            </w:r>
+          </w:p>
+        </w:tc>
+      </w:tr>
+      <w:tr>
+        <w:trPr>
+          <w:cantSplit/>
+        </w:trPr>
+        <w:tc>
+          <w:tcPr>
+            <w:tcW w:type="dxa" w:w="9026"/>
+            <w:gridSpan w:val="3"/>
+            <w:tcMar>
+              <w:top w:type="dxa" w:w="20"/>
+              <w:left w:type="dxa" w:w="110"/>
+              <w:bottom w:type="dxa" w:w="25"/>
+              <w:right w:type="dxa" w:w="90"/>
+            </w:tcMar>
+            <w:vAlign w:val="center"/>
+          </w:tcPr>
+          <w:p>
+            <w:pPr>
+              <w:spacing w:after="0"/>
+            </w:pPr>
+            <w:r>
+              <w:rPr>
+                <w:rFonts w:ascii="Arial" w:cs="Arial" w:eastAsia="Arial" w:hAnsi="Arial"/>
+                <w:b/>
+                <w:bCs/>
+                <w:color w:val="555555"/>
+                <w:spacing w:val="60"/>
+                <w:sz w:val="13"/>
+                <w:szCs w:val="13"/>
+              </w:rPr>
+              <w:t xml:space="preserve">ENTER    </w:t>
+            </w:r>
             <w:r>
               <w:rPr>
                 <w:rFonts w:ascii="Courier New" w:cs="Courier New" w:eastAsia="Courier New" w:hAnsi="Courier New"/>
@@ -11458,7 +11504,7 @@
                 <w:sz w:val="22"/>
                 <w:szCs w:val="22"/>
               </w:rPr>
-              <w:t xml:space="preserve">P-08-[VALUE]-[VALUE 2]</w:t>
+              <w:t xml:space="preserve">P-08-[VALUE]-[VALUE 2]-[VALUE 3]</w:t>
             </w:r>
           </w:p>
         </w:tc>
@@ -11466,7 +11512,7 @@
     </w:tbl>
     <w:p>
       <w:pPr>
-        <w:spacing w:after="40"/>
+        <w:spacing w:after="24"/>
       </w:pPr>
     </w:p>
     <w:tbl>
@@ -11495,9 +11541,9 @@
             <w:tcW w:type="dxa" w:w="3000"/>
             <w:shd w:fill="E6E6E6" w:color="auto" w:val="clear"/>
             <w:tcMar>
-              <w:top w:type="dxa" w:w="30"/>
+              <w:top w:type="dxa" w:w="20"/>
               <w:left w:type="dxa" w:w="110"/>
-              <w:bottom w:type="dxa" w:w="30"/>
+              <w:bottom w:type="dxa" w:w="20"/>
               <w:right w:type="dxa" w:w="90"/>
             </w:tcMar>
             <w:vAlign w:val="center"/>
@@ -11525,9 +11571,9 @@
             <w:gridSpan w:val="2"/>
             <w:shd w:fill="E6E6E6" w:color="auto" w:val="clear"/>
             <w:tcMar>
-              <w:top w:type="dxa" w:w="30"/>
+              <w:top w:type="dxa" w:w="20"/>
               <w:left w:type="dxa" w:w="110"/>
-              <w:bottom w:type="dxa" w:w="30"/>
+              <w:bottom w:type="dxa" w:w="20"/>
               <w:right w:type="dxa" w:w="90"/>
             </w:tcMar>
             <w:vAlign w:val="center"/>
@@ -11558,16 +11604,16 @@
           <w:tcPr>
             <w:tcW w:type="dxa" w:w="3000"/>
             <w:tcMar>
-              <w:top w:type="dxa" w:w="35"/>
+              <w:top w:type="dxa" w:w="25"/>
               <w:left w:type="dxa" w:w="110"/>
-              <w:bottom w:type="dxa" w:w="45"/>
-              <w:right w:type="dxa" w:w="90"/>
-            </w:tcMar>
-            <w:vAlign w:val="top"/>
-          </w:tcPr>
-          <w:p>
-            <w:pPr>
-              <w:spacing w:after="10"/>
+              <w:bottom w:type="dxa" w:w="30"/>
+              <w:right w:type="dxa" w:w="90"/>
+            </w:tcMar>
+            <w:vAlign w:val="top"/>
+          </w:tcPr>
+          <w:p>
+            <w:pPr>
+              <w:spacing w:after="0"/>
             </w:pPr>
             <w:r>
               <w:rPr>
@@ -11603,16 +11649,16 @@
           <w:tcPr>
             <w:tcW w:type="dxa" w:w="3000"/>
             <w:tcMar>
-              <w:top w:type="dxa" w:w="35"/>
+              <w:top w:type="dxa" w:w="25"/>
               <w:left w:type="dxa" w:w="110"/>
-              <w:bottom w:type="dxa" w:w="45"/>
-              <w:right w:type="dxa" w:w="90"/>
-            </w:tcMar>
-            <w:vAlign w:val="top"/>
-          </w:tcPr>
-          <w:p>
-            <w:pPr>
-              <w:spacing w:after="10"/>
+              <w:bottom w:type="dxa" w:w="30"/>
+              <w:right w:type="dxa" w:w="90"/>
+            </w:tcMar>
+            <w:vAlign w:val="top"/>
+          </w:tcPr>
+          <w:p>
+            <w:pPr>
+              <w:spacing w:after="0"/>
             </w:pPr>
             <w:r>
               <w:rPr>
@@ -11648,16 +11694,16 @@
           <w:tcPr>
             <w:tcW w:type="dxa" w:w="3000"/>
             <w:tcMar>
-              <w:top w:type="dxa" w:w="35"/>
+              <w:top w:type="dxa" w:w="25"/>
               <w:left w:type="dxa" w:w="110"/>
-              <w:bottom w:type="dxa" w:w="45"/>
-              <w:right w:type="dxa" w:w="90"/>
-            </w:tcMar>
-            <w:vAlign w:val="top"/>
-          </w:tcPr>
-          <w:p>
-            <w:pPr>
-              <w:spacing w:after="10"/>
+              <w:bottom w:type="dxa" w:w="30"/>
+              <w:right w:type="dxa" w:w="90"/>
+            </w:tcMar>
+            <w:vAlign w:val="top"/>
+          </w:tcPr>
+          <w:p>
+            <w:pPr>
+              <w:spacing w:after="0"/>
             </w:pPr>
             <w:r>
               <w:rPr>
@@ -11742,16 +11788,16 @@
           <w:tcPr>
             <w:tcW w:type="dxa" w:w="3000"/>
             <w:tcMar>
-              <w:top w:type="dxa" w:w="35"/>
+              <w:top w:type="dxa" w:w="25"/>
               <w:left w:type="dxa" w:w="110"/>
-              <w:bottom w:type="dxa" w:w="45"/>
-              <w:right w:type="dxa" w:w="90"/>
-            </w:tcMar>
-            <w:vAlign w:val="top"/>
-          </w:tcPr>
-          <w:p>
-            <w:pPr>
-              <w:spacing w:after="10"/>
+              <w:bottom w:type="dxa" w:w="30"/>
+              <w:right w:type="dxa" w:w="90"/>
+            </w:tcMar>
+            <w:vAlign w:val="top"/>
+          </w:tcPr>
+          <w:p>
+            <w:pPr>
+              <w:spacing w:after="0"/>
             </w:pPr>
             <w:r>
               <w:rPr>
@@ -11787,16 +11833,16 @@
           <w:tcPr>
             <w:tcW w:type="dxa" w:w="3000"/>
             <w:tcMar>
-              <w:top w:type="dxa" w:w="35"/>
+              <w:top w:type="dxa" w:w="25"/>
               <w:left w:type="dxa" w:w="110"/>
-              <w:bottom w:type="dxa" w:w="45"/>
-              <w:right w:type="dxa" w:w="90"/>
-            </w:tcMar>
-            <w:vAlign w:val="top"/>
-          </w:tcPr>
-          <w:p>
-            <w:pPr>
-              <w:spacing w:after="10"/>
+              <w:bottom w:type="dxa" w:w="30"/>
+              <w:right w:type="dxa" w:w="90"/>
+            </w:tcMar>
+            <w:vAlign w:val="top"/>
+          </w:tcPr>
+          <w:p>
+            <w:pPr>
+              <w:spacing w:after="0"/>
             </w:pPr>
             <w:r>
               <w:rPr>
@@ -11832,16 +11878,16 @@
           <w:tcPr>
             <w:tcW w:type="dxa" w:w="3000"/>
             <w:tcMar>
-              <w:top w:type="dxa" w:w="35"/>
+              <w:top w:type="dxa" w:w="25"/>
               <w:left w:type="dxa" w:w="110"/>
-              <w:bottom w:type="dxa" w:w="45"/>
-              <w:right w:type="dxa" w:w="90"/>
-            </w:tcMar>
-            <w:vAlign w:val="top"/>
-          </w:tcPr>
-          <w:p>
-            <w:pPr>
-              <w:spacing w:after="10"/>
+              <w:bottom w:type="dxa" w:w="30"/>
+              <w:right w:type="dxa" w:w="90"/>
+            </w:tcMar>
+            <w:vAlign w:val="top"/>
+          </w:tcPr>
+          <w:p>
+            <w:pPr>
+              <w:spacing w:after="0"/>
             </w:pPr>
             <w:r>
               <w:rPr>
@@ -11853,13 +11899,59 @@
                 <w:sz w:val="13"/>
                 <w:szCs w:val="13"/>
               </w:rPr>
-              <w:t xml:space="preserve">ENTER</w:t>
-            </w:r>
-          </w:p>
-          <w:p>
-            <w:pPr>
-              <w:spacing w:after="0"/>
-            </w:pPr>
+              <w:t xml:space="preserve">VALUE 3</w:t>
+            </w:r>
+          </w:p>
+          <w:p>
+            <w:pPr>
+              <w:spacing w:after="0"/>
+            </w:pPr>
+            <w:r>
+              <w:rPr>
+                <w:rFonts w:ascii="Arial" w:cs="Arial" w:eastAsia="Arial" w:hAnsi="Arial"/>
+                <w:b/>
+                <w:bCs/>
+                <w:color w:val="000000"/>
+                <w:sz w:val="19"/>
+                <w:szCs w:val="19"/>
+              </w:rPr>
+              <w:t xml:space="preserve">YOUR Appendix C → Deep-Tunnel Pressure Rating</w:t>
+            </w:r>
+          </w:p>
+        </w:tc>
+      </w:tr>
+      <w:tr>
+        <w:trPr>
+          <w:cantSplit/>
+        </w:trPr>
+        <w:tc>
+          <w:tcPr>
+            <w:tcW w:type="dxa" w:w="9026"/>
+            <w:gridSpan w:val="3"/>
+            <w:tcMar>
+              <w:top w:type="dxa" w:w="20"/>
+              <w:left w:type="dxa" w:w="110"/>
+              <w:bottom w:type="dxa" w:w="25"/>
+              <w:right w:type="dxa" w:w="90"/>
+            </w:tcMar>
+            <w:vAlign w:val="center"/>
+          </w:tcPr>
+          <w:p>
+            <w:pPr>
+              <w:spacing w:after="0"/>
+            </w:pPr>
+            <w:r>
+              <w:rPr>
+                <w:rFonts w:ascii="Arial" w:cs="Arial" w:eastAsia="Arial" w:hAnsi="Arial"/>
+                <w:b/>
+                <w:bCs/>
+                <w:color w:val="555555"/>
+                <w:spacing w:val="60"/>
+                <w:sz w:val="13"/>
+                <w:szCs w:val="13"/>
+              </w:rPr>
+              <w:t xml:space="preserve">ENTER    </w:t>
+            </w:r>
             <w:r>
               <w:rPr>
                 <w:rFonts w:ascii="Courier New" w:cs="Courier New" w:eastAsia="Courier New" w:hAnsi="Courier New"/>
@@ -11869,7 +11961,7 @@
                 <w:sz w:val="22"/>
                 <w:szCs w:val="22"/>
               </w:rPr>
-              <w:t xml:space="preserve">P-09-[VALUE]-[VALUE 2]</w:t>
+              <w:t xml:space="preserve">P-09-[VALUE]-[VALUE 2]-[VALUE 3]</w:t>
             </w:r>
           </w:p>
         </w:tc>
@@ -11877,7 +11969,7 @@
     </w:tbl>
     <w:p>
       <w:pPr>
-        <w:spacing w:after="40"/>
+        <w:spacing w:after="24"/>
       </w:pPr>
     </w:p>
     <w:tbl>
@@ -11906,9 +11998,9 @@
             <w:tcW w:type="dxa" w:w="3000"/>
             <w:shd w:fill="000000" w:color="auto" w:val="clear"/>
             <w:tcMar>
-              <w:top w:type="dxa" w:w="30"/>
+              <w:top w:type="dxa" w:w="20"/>
               <w:left w:type="dxa" w:w="110"/>
-              <w:bottom w:type="dxa" w:w="30"/>
+              <w:bottom w:type="dxa" w:w="20"/>
               <w:right w:type="dxa" w:w="90"/>
             </w:tcMar>
             <w:vAlign w:val="center"/>
@@ -11936,9 +12028,9 @@
             <w:gridSpan w:val="2"/>
             <w:shd w:fill="000000" w:color="auto" w:val="clear"/>
             <w:tcMar>
-              <w:top w:type="dxa" w:w="30"/>
+              <w:top w:type="dxa" w:w="20"/>
               <w:left w:type="dxa" w:w="110"/>
-              <w:bottom w:type="dxa" w:w="30"/>
+              <w:bottom w:type="dxa" w:w="20"/>
               <w:right w:type="dxa" w:w="90"/>
             </w:tcMar>
             <w:vAlign w:val="center"/>
@@ -12002,16 +12094,16 @@
           <w:tcPr>
             <w:tcW w:type="dxa" w:w="3000"/>
             <w:tcMar>
-              <w:top w:type="dxa" w:w="35"/>
+              <w:top w:type="dxa" w:w="25"/>
               <w:left w:type="dxa" w:w="110"/>
-              <w:bottom w:type="dxa" w:w="45"/>
-              <w:right w:type="dxa" w:w="90"/>
-            </w:tcMar>
-            <w:vAlign w:val="top"/>
-          </w:tcPr>
-          <w:p>
-            <w:pPr>
-              <w:spacing w:after="10"/>
+              <w:bottom w:type="dxa" w:w="30"/>
+              <w:right w:type="dxa" w:w="90"/>
+            </w:tcMar>
+            <w:vAlign w:val="top"/>
+          </w:tcPr>
+          <w:p>
+            <w:pPr>
+              <w:spacing w:after="0"/>
             </w:pPr>
             <w:r>
               <w:rPr>
@@ -12047,16 +12139,16 @@
           <w:tcPr>
             <w:tcW w:type="dxa" w:w="3000"/>
             <w:tcMar>
-              <w:top w:type="dxa" w:w="35"/>
+              <w:top w:type="dxa" w:w="25"/>
               <w:left w:type="dxa" w:w="110"/>
-              <w:bottom w:type="dxa" w:w="45"/>
-              <w:right w:type="dxa" w:w="90"/>
-            </w:tcMar>
-            <w:vAlign w:val="top"/>
-          </w:tcPr>
-          <w:p>
-            <w:pPr>
-              <w:spacing w:after="10"/>
+              <w:bottom w:type="dxa" w:w="30"/>
+              <w:right w:type="dxa" w:w="90"/>
+            </w:tcMar>
+            <w:vAlign w:val="top"/>
+          </w:tcPr>
+          <w:p>
+            <w:pPr>
+              <w:spacing w:after="0"/>
             </w:pPr>
             <w:r>
               <w:rPr>
@@ -12092,16 +12184,16 @@
           <w:tcPr>
             <w:tcW w:type="dxa" w:w="3000"/>
             <w:tcMar>
-              <w:top w:type="dxa" w:w="35"/>
+              <w:top w:type="dxa" w:w="25"/>
               <w:left w:type="dxa" w:w="110"/>
-              <w:bottom w:type="dxa" w:w="45"/>
-              <w:right w:type="dxa" w:w="90"/>
-            </w:tcMar>
-            <w:vAlign w:val="top"/>
-          </w:tcPr>
-          <w:p>
-            <w:pPr>
-              <w:spacing w:after="10"/>
+              <w:bottom w:type="dxa" w:w="30"/>
+              <w:right w:type="dxa" w:w="90"/>
+            </w:tcMar>
+            <w:vAlign w:val="top"/>
+          </w:tcPr>
+          <w:p>
+            <w:pPr>
+              <w:spacing w:after="0"/>
             </w:pPr>
             <w:r>
               <w:rPr>
@@ -12186,16 +12278,16 @@
           <w:tcPr>
             <w:tcW w:type="dxa" w:w="3000"/>
             <w:tcMar>
-              <w:top w:type="dxa" w:w="35"/>
+              <w:top w:type="dxa" w:w="25"/>
               <w:left w:type="dxa" w:w="110"/>
-              <w:bottom w:type="dxa" w:w="45"/>
-              <w:right w:type="dxa" w:w="90"/>
-            </w:tcMar>
-            <w:vAlign w:val="top"/>
-          </w:tcPr>
-          <w:p>
-            <w:pPr>
-              <w:spacing w:after="10"/>
+              <w:bottom w:type="dxa" w:w="30"/>
+              <w:right w:type="dxa" w:w="90"/>
+            </w:tcMar>
+            <w:vAlign w:val="top"/>
+          </w:tcPr>
+          <w:p>
+            <w:pPr>
+              <w:spacing w:after="0"/>
             </w:pPr>
             <w:r>
               <w:rPr>
@@ -12231,16 +12323,16 @@
           <w:tcPr>
             <w:tcW w:type="dxa" w:w="3000"/>
             <w:tcMar>
-              <w:top w:type="dxa" w:w="35"/>
+              <w:top w:type="dxa" w:w="25"/>
               <w:left w:type="dxa" w:w="110"/>
-              <w:bottom w:type="dxa" w:w="45"/>
-              <w:right w:type="dxa" w:w="90"/>
-            </w:tcMar>
-            <w:vAlign w:val="top"/>
-          </w:tcPr>
-          <w:p>
-            <w:pPr>
-              <w:spacing w:after="10"/>
+              <w:bottom w:type="dxa" w:w="30"/>
+              <w:right w:type="dxa" w:w="90"/>
+            </w:tcMar>
+            <w:vAlign w:val="top"/>
+          </w:tcPr>
+          <w:p>
+            <w:pPr>
+              <w:spacing w:after="0"/>
             </w:pPr>
             <w:r>
               <w:rPr>
@@ -12276,16 +12368,16 @@
           <w:tcPr>
             <w:tcW w:type="dxa" w:w="3000"/>
             <w:tcMar>
-              <w:top w:type="dxa" w:w="35"/>
+              <w:top w:type="dxa" w:w="25"/>
               <w:left w:type="dxa" w:w="110"/>
-              <w:bottom w:type="dxa" w:w="45"/>
-              <w:right w:type="dxa" w:w="90"/>
-            </w:tcMar>
-            <w:vAlign w:val="top"/>
-          </w:tcPr>
-          <w:p>
-            <w:pPr>
-              <w:spacing w:after="10"/>
+              <w:bottom w:type="dxa" w:w="30"/>
+              <w:right w:type="dxa" w:w="90"/>
+            </w:tcMar>
+            <w:vAlign w:val="top"/>
+          </w:tcPr>
+          <w:p>
+            <w:pPr>
+              <w:spacing w:after="0"/>
             </w:pPr>
             <w:r>
               <w:rPr>
@@ -12321,7 +12413,7 @@
     </w:tbl>
     <w:p>
       <w:pPr>
-        <w:spacing w:after="40"/>
+        <w:spacing w:after="24"/>
       </w:pPr>
     </w:p>
     <w:p>

--- a/B&W Kit/UNDERCITY_Binder_TRN_BW.docx
+++ b/B&W Kit/UNDERCITY_Binder_TRN_BW.docx
@@ -831,7 +831,7 @@
                 <w:sz w:val="20"/>
                 <w:szCs w:val="20"/>
               </w:rPr>
-              <w:t xml:space="preserve">8 </w:t>
+              <w:t xml:space="preserve">5 </w:t>
             </w:r>
             <w:r>
               <w:rPr>
@@ -1034,7 +1034,7 @@
           <w:sz w:val="20"/>
           <w:szCs w:val="20"/>
         </w:rPr>
-        <w:t xml:space="preserve"> Med Supply, 8 </w:t>
+        <w:t xml:space="preserve"> Med Supply, 5 </w:t>
       </w:r>
       <w:r>
         <w:rPr>
@@ -1104,7 +1104,7 @@
           <w:sz w:val="20"/>
           <w:szCs w:val="20"/>
         </w:rPr>
-        <w:t xml:space="preserve">MATCH the table to the console: INVENTORY and WORKERS 8 / 8. The console is the official count; the chits mirror it.</w:t>
+        <w:t xml:space="preserve">MATCH the table to the console: INVENTORY and WORKERS 5 / 5. The console is the official count; the chits mirror it.</w:t>
       </w:r>
     </w:p>
     <w:p>
